--- a/src/assets/images/RESUME 2026.docx
+++ b/src/assets/images/RESUME 2026.docx
@@ -1709,72 +1709,8 @@
           </w:tcPr>
           <w:p>
             <w:pPr>
-              <w:pStyle w:val="NormalWeb"/>
-              <w:spacing w:before="0" w:beforeAutospacing="0" w:after="0" w:afterAutospacing="0"/>
-              <w:rPr>
-                <w:rFonts w:ascii="PT Serif" w:hAnsi="PT Serif"/>
-                <w:b/>
-                <w:bCs/>
-                <w:color w:val="000000"/>
-                <w:sz w:val="20"/>
-                <w:szCs w:val="20"/>
-              </w:rPr>
-            </w:pPr>
-            <w:r>
-              <w:rPr>
-                <w:rFonts w:ascii="PT Serif" w:hAnsi="PT Serif"/>
-                <w:b/>
-                <w:bCs/>
-                <w:color w:val="000000"/>
-                <w:sz w:val="20"/>
-                <w:szCs w:val="20"/>
-              </w:rPr>
-              <w:t>Harvard University Online Course CS50</w:t>
-            </w:r>
-            <w:r>
-              <w:rPr>
-                <w:rFonts w:ascii="PT Serif" w:hAnsi="PT Serif"/>
-                <w:b/>
-                <w:bCs/>
-                <w:color w:val="000000"/>
-                <w:sz w:val="20"/>
-                <w:szCs w:val="20"/>
-              </w:rPr>
-              <w:t>g</w:t>
-            </w:r>
-            <w:r>
-              <w:rPr>
-                <w:rFonts w:ascii="PT Serif" w:hAnsi="PT Serif"/>
-                <w:b/>
-                <w:bCs/>
-                <w:color w:val="000000"/>
-                <w:sz w:val="20"/>
-                <w:szCs w:val="20"/>
-              </w:rPr>
-              <w:t xml:space="preserve"> 2022</w:t>
-            </w:r>
-          </w:p>
-          <w:p>
-            <w:pPr>
-              <w:pStyle w:val="NormalWeb"/>
-              <w:spacing w:before="0" w:beforeAutospacing="0" w:after="0" w:afterAutospacing="0"/>
-              <w:rPr>
-                <w:rFonts w:ascii="PT Serif" w:hAnsi="PT Serif"/>
-                <w:b/>
-                <w:bCs/>
-                <w:sz w:val="20"/>
-                <w:szCs w:val="20"/>
-              </w:rPr>
-            </w:pPr>
-          </w:p>
-          <w:p>
-            <w:pPr>
-              <w:numPr>
-                <w:ilvl w:val="0"/>
-                <w:numId w:val="2"/>
-              </w:numPr>
               <w:spacing w:after="100"/>
-              <w:ind w:left="714" w:right="1134" w:hanging="357"/>
+              <w:ind w:right="1134"/>
               <w:textAlignment w:val="baseline"/>
               <w:rPr>
                 <w:rFonts w:ascii="PT Serif" w:eastAsia="Times New Roman" w:hAnsi="PT Serif" w:cs="Times New Roman"/>
@@ -1786,148 +1722,6 @@
                 <w:lang w:eastAsia="en-IN"/>
               </w:rPr>
             </w:pPr>
-            <w:r>
-              <w:rPr>
-                <w:rFonts w:ascii="PT Serif" w:eastAsia="Times New Roman" w:hAnsi="PT Serif" w:cs="Times New Roman"/>
-                <w:b/>
-                <w:bCs/>
-                <w:color w:val="000000"/>
-                <w:sz w:val="20"/>
-                <w:szCs w:val="20"/>
-                <w:lang w:eastAsia="en-IN"/>
-              </w:rPr>
-              <w:t>Relevant Coursework</w:t>
-            </w:r>
-            <w:r>
-              <w:rPr>
-                <w:rFonts w:ascii="PT Serif" w:eastAsia="Times New Roman" w:hAnsi="PT Serif" w:cs="Times New Roman"/>
-                <w:color w:val="000000"/>
-                <w:sz w:val="20"/>
-                <w:szCs w:val="20"/>
-                <w:lang w:eastAsia="en-IN"/>
-              </w:rPr>
-              <w:t xml:space="preserve">: </w:t>
-            </w:r>
-            <w:r>
-              <w:rPr>
-                <w:rFonts w:ascii="PT Serif" w:eastAsia="Times New Roman" w:hAnsi="PT Serif" w:cs="Times New Roman"/>
-                <w:color w:val="000000"/>
-                <w:sz w:val="20"/>
-                <w:szCs w:val="20"/>
-                <w:lang w:eastAsia="en-IN"/>
-              </w:rPr>
-              <w:t>Principles of 2D and 3D graphics</w:t>
-            </w:r>
-            <w:r>
-              <w:rPr>
-                <w:rFonts w:ascii="PT Serif" w:eastAsia="Times New Roman" w:hAnsi="PT Serif" w:cs="Times New Roman"/>
-                <w:color w:val="000000"/>
-                <w:sz w:val="20"/>
-                <w:szCs w:val="20"/>
-                <w:lang w:eastAsia="en-IN"/>
-              </w:rPr>
-              <w:t>,</w:t>
-            </w:r>
-            <w:r>
-              <w:rPr>
-                <w:rFonts w:ascii="PT Serif" w:eastAsia="Times New Roman" w:hAnsi="PT Serif" w:cs="Times New Roman"/>
-                <w:color w:val="000000"/>
-                <w:sz w:val="20"/>
-                <w:szCs w:val="20"/>
-                <w:lang w:eastAsia="en-IN"/>
-              </w:rPr>
-              <w:t xml:space="preserve"> </w:t>
-            </w:r>
-            <w:r>
-              <w:rPr>
-                <w:rFonts w:ascii="PT Serif" w:eastAsia="Times New Roman" w:hAnsi="PT Serif" w:cs="Times New Roman"/>
-                <w:color w:val="000000"/>
-                <w:sz w:val="20"/>
-                <w:szCs w:val="20"/>
-                <w:lang w:eastAsia="en-IN"/>
-              </w:rPr>
-              <w:t xml:space="preserve">animations, sound and collision detection, </w:t>
-            </w:r>
-            <w:r>
-              <w:rPr>
-                <w:rFonts w:ascii="PT Serif" w:eastAsia="Times New Roman" w:hAnsi="PT Serif" w:cs="Times New Roman"/>
-                <w:color w:val="000000"/>
-                <w:sz w:val="20"/>
-                <w:szCs w:val="20"/>
-                <w:lang w:eastAsia="en-IN"/>
-              </w:rPr>
-              <w:t xml:space="preserve">Algorithms, </w:t>
-            </w:r>
-            <w:r>
-              <w:rPr>
-                <w:rFonts w:ascii="PT Serif" w:eastAsia="Times New Roman" w:hAnsi="PT Serif" w:cs="Times New Roman"/>
-                <w:color w:val="000000"/>
-                <w:sz w:val="20"/>
-                <w:szCs w:val="20"/>
-                <w:lang w:eastAsia="en-IN"/>
-              </w:rPr>
-              <w:t>Unity and LOVE2D</w:t>
-            </w:r>
-            <w:r>
-              <w:rPr>
-                <w:rFonts w:ascii="PT Serif" w:eastAsia="Times New Roman" w:hAnsi="PT Serif" w:cs="Times New Roman"/>
-                <w:color w:val="000000"/>
-                <w:sz w:val="20"/>
-                <w:szCs w:val="20"/>
-                <w:lang w:eastAsia="en-IN"/>
-              </w:rPr>
-              <w:t xml:space="preserve">, </w:t>
-            </w:r>
-            <w:r>
-              <w:rPr>
-                <w:rFonts w:ascii="PT Serif" w:eastAsia="Times New Roman" w:hAnsi="PT Serif" w:cs="Times New Roman"/>
-                <w:color w:val="000000"/>
-                <w:sz w:val="20"/>
-                <w:szCs w:val="20"/>
-                <w:lang w:eastAsia="en-IN"/>
-              </w:rPr>
-              <w:t>LUA</w:t>
-            </w:r>
-            <w:r>
-              <w:rPr>
-                <w:rFonts w:ascii="PT Serif" w:eastAsia="Times New Roman" w:hAnsi="PT Serif" w:cs="Times New Roman"/>
-                <w:color w:val="000000"/>
-                <w:sz w:val="20"/>
-                <w:szCs w:val="20"/>
-                <w:lang w:eastAsia="en-IN"/>
-              </w:rPr>
-              <w:t>, C</w:t>
-            </w:r>
-            <w:r>
-              <w:rPr>
-                <w:rFonts w:ascii="PT Serif" w:eastAsia="Times New Roman" w:hAnsi="PT Serif" w:cs="Times New Roman"/>
-                <w:color w:val="000000"/>
-                <w:sz w:val="20"/>
-                <w:szCs w:val="20"/>
-                <w:lang w:eastAsia="en-IN"/>
-              </w:rPr>
-              <w:t>#</w:t>
-            </w:r>
-            <w:r>
-              <w:rPr>
-                <w:rFonts w:ascii="PT Serif" w:eastAsia="Times New Roman" w:hAnsi="PT Serif" w:cs="Times New Roman"/>
-                <w:color w:val="000000"/>
-                <w:sz w:val="20"/>
-                <w:szCs w:val="20"/>
-                <w:lang w:eastAsia="en-IN"/>
-              </w:rPr>
-              <w:t xml:space="preserve">, </w:t>
-            </w:r>
-            <w:r>
-              <w:rPr>
-                <w:rFonts w:ascii="PT Serif" w:eastAsia="Times New Roman" w:hAnsi="PT Serif" w:cs="Times New Roman"/>
-                <w:color w:val="000000"/>
-                <w:sz w:val="20"/>
-                <w:szCs w:val="20"/>
-                <w:lang w:eastAsia="en-IN"/>
-              </w:rPr>
-              <w:t>Basics of game design and development</w:t>
-            </w:r>
           </w:p>
         </w:tc>
         <w:tc>
@@ -1948,6 +1742,39 @@
             <w:tcW w:w="11340" w:type="dxa"/>
             <w:gridSpan w:val="4"/>
           </w:tcPr>
+          <w:p>
+            <w:pPr>
+              <w:rPr>
+                <w:rFonts w:ascii="PT Serif" w:hAnsi="PT Serif"/>
+                <w:b/>
+                <w:bCs/>
+                <w:color w:val="16355D"/>
+                <w:spacing w:val="20"/>
+              </w:rPr>
+            </w:pPr>
+          </w:p>
+          <w:p>
+            <w:pPr>
+              <w:rPr>
+                <w:rFonts w:ascii="PT Serif" w:hAnsi="PT Serif"/>
+                <w:b/>
+                <w:bCs/>
+                <w:color w:val="16355D"/>
+                <w:spacing w:val="20"/>
+              </w:rPr>
+            </w:pPr>
+          </w:p>
+          <w:p>
+            <w:pPr>
+              <w:rPr>
+                <w:rFonts w:ascii="PT Serif" w:hAnsi="PT Serif"/>
+                <w:b/>
+                <w:bCs/>
+                <w:color w:val="16355D"/>
+                <w:spacing w:val="20"/>
+              </w:rPr>
+            </w:pPr>
+          </w:p>
           <w:p>
             <w:pPr>
               <w:rPr>
